--- a/kp/multfilm-svadba-latvia/AI_в_кадре_мультфильм_к_свадьбе.docx
+++ b/kp/multfilm-svadba-latvia/AI_в_кадре_мультфильм_к_свадьбе.docx
@@ -229,7 +229,7 @@
                 <w:color w:val="E6F7F5"/>
                 <w:sz w:val="18"/>
               </w:rPr>
-              <w:t>≈ 950 € · до 2 минут</w:t>
+              <w:t>≈ 950 € · до 4 минут</w:t>
             </w:r>
           </w:p>
         </w:tc>
@@ -314,7 +314,7 @@
                 <w:color w:val="E6F7F5"/>
                 <w:sz w:val="18"/>
               </w:rPr>
-              <w:t>≈ 1 320 € · до 3,5 минут</w:t>
+              <w:t>≈ 1 320 € · до 4,5 минут</w:t>
             </w:r>
           </w:p>
         </w:tc>
@@ -1412,7 +1412,7 @@
                 <w:color w:val="333333"/>
                 <w:sz w:val="18"/>
               </w:rPr>
-              <w:t>До 2 минут</w:t>
+              <w:t>До 4 минут</w:t>
             </w:r>
           </w:p>
         </w:tc>
@@ -1446,7 +1446,7 @@
                 <w:color w:val="333333"/>
                 <w:sz w:val="18"/>
               </w:rPr>
-              <w:t>До 3,5 минут</w:t>
+              <w:t>До 4,5 минут</w:t>
             </w:r>
           </w:p>
         </w:tc>
@@ -1553,7 +1553,7 @@
                 <w:color w:val="333333"/>
                 <w:sz w:val="18"/>
               </w:rPr>
-              <w:t>5–6</w:t>
+              <w:t>6–8</w:t>
             </w:r>
           </w:p>
         </w:tc>
@@ -1587,7 +1587,7 @@
                 <w:color w:val="333333"/>
                 <w:sz w:val="18"/>
               </w:rPr>
-              <w:t>8–10</w:t>
+              <w:t>10–12</w:t>
             </w:r>
           </w:p>
         </w:tc>
